--- a/intelligent-operations/docs/event-to-action/triagenorth-operating-guide.docx
+++ b/intelligent-operations/docs/event-to-action/triagenorth-operating-guide.docx
@@ -13,7 +13,7 @@
     <w:p>
       <w:pPr/>
       <w:r>
-        <w:t>Updated 21 October 2026. The native portal is http://127.0.0.1:38081. Use the existing portal login. Application/API identity stays intelligent-operations.</w:t>
+        <w:t>Updated 22 October 2026. The native portal is http://127.0.0.1:38081. Use the existing portal login. Application/API identity stays intelligent-operations.</w:t>
       </w:r>
     </w:p>
     <w:p>
@@ -274,6 +274,76 @@
       <w:pPr/>
       <w:r>
         <w:t>Create is the unified studio home; AI Office is its document/deck component. For mailbox setup use `/utilities?category=email`. Portal email alerts separately need an administrator SMTP relay or webhook transport. Connecting Outlook/Gmail alone does not register that transport or send a test message.</w:t>
+      </w:r>
+    </w:p>
+    <w:p>
+      <w:pPr>
+        <w:pStyle w:val="Heading1"/>
+      </w:pPr>
+      <w:r>
+        <w:t>Approve and run a generated response, then verify recovery — 22 October</w:t>
+      </w:r>
+    </w:p>
+    <w:p>
+      <w:pPr/>
+      <w:r>
+        <w:t>Open Incident work → Approved response and verified recovery. Refresh response plans, then expand "Prepare a response plan from accepted work": choose a ticket at its report gate, the completed phase with the accepted answer (the page previews which generated files it carries: `remediate.sh`, `verify.sh`, `rollback.md`, `verify.md`), the observed target pod from your inventory, its container and your Kubernetes account, and prepare the plan. Download and read the files; their digests are shown. Approve this exact action (thirty-minute expiry, bound to the digests, the target and the canonical revision). Execute approved action runs the script once through your own Kubernetes connection with a fresh confirmation. Verify recovery runs `verify.sh` and a pod readback; recovery is healthy only with a passing check, the same pod identity and a resolved alert admitted after the action. Only then does Accept report and update ticket approve the canonical gate. The execution receipt is downloadable. On the lab this closed ticket 46b8df31 at revision 5 (`deploy/evidence/response.json`).</w:t>
+      </w:r>
+    </w:p>
+    <w:p>
+      <w:pPr>
+        <w:pStyle w:val="Heading1"/>
+      </w:pPr>
+      <w:r>
+        <w:t>Promote a response through Git, or reconcile a break-glass change</w:t>
+      </w:r>
+    </w:p>
+    <w:p>
+      <w:pPr/>
+      <w:r>
+        <w:t>On a response plan, expand Promote through Git. Choose GitHub or GitLab, your own account, the repository (owner and name, or the numeric GitLab project), the base branch, a folder in the repository and, for GitHub, an optional workflow file; tick Start the pipeline to run it on the new branch. Commit, open request commits the plan's exact files and a manifest to `triagenorth-&lt;plan&gt;` and opens a pull or merge request; every provider write asks for a fresh confirmation. Use this when the pipeline should apply the change. If you executed the plan as an emergency change, Reconcile break-glass change in Git appears: it commits the same files with the execution receipt to `triagenorth-reconcile-&lt;plan&gt;`, and the request must be merged or reverted in Git within 24 hours; the panel marks it overdue after that. Refresh status reads merge and pipeline state. The GitHub or GitLab service must be selected by an administrator and your account connected first.</w:t>
+      </w:r>
+    </w:p>
+    <w:p>
+      <w:pPr>
+        <w:pStyle w:val="Heading1"/>
+      </w:pPr>
+      <w:r>
+        <w:t>Detect anomalies on your own telemetry</w:t>
+      </w:r>
+    </w:p>
+    <w:p>
+      <w:pPr/>
+      <w:r>
+        <w:t>Open Live context → Anomaly detection. Choose the telemetry stream sources to score, the alert source that should receive candidates (publish a percolation policy for it under Data pipeline → Rules so candidates become decisions), the detector (rolling robust z-score, or the seasonal time-of-day profile for daily patterns) and its parameters, then enable scoring. Each scheduled tick scores new metric samples before learning from them; the panel shows per-resource readiness (cold, ready, stale, late) with the last score and baseline, and Run detection now scores pending samples immediately. Candidates appear in Events as `anomaly:&lt;detector&gt;:&lt;metric&gt;` and follow the same filtering and noise reduction as source alerts. The NAB pilot receipt (`deploy/evidence/anomaly-nab.json`) records measured detection, lead time and false-alert rates for both detectors; it is not an official NAB score.</w:t>
+      </w:r>
+    </w:p>
+    <w:p>
+      <w:pPr>
+        <w:pStyle w:val="Heading1"/>
+      </w:pPr>
+      <w:r>
+        <w:t>Read what is in each cluster node</w:t>
+      </w:r>
+    </w:p>
+    <w:p>
+      <w:pPr/>
+      <w:r>
+        <w:t>Open Systems and expand a Kubernetes system. Nodes are listed with the namespaces and workloads; selecting a node shows Node facts: capacity against allocatable (CPU, memory, pods), pressure conditions and cordon state, roles, taints, internal IP and hostname, kubelet, OS, container runtime, architecture and kernel, and the pods placed on the node. Each pod is a link that opens that pod in the tree, where the pod console offers current status, logs and reviewed commands through your own connection. Facts come from the imported scan (`lab/topology.py --output` then Topology → Import a source-owned scan); absent facts are omitted rather than fabricated.</w:t>
+      </w:r>
+    </w:p>
+    <w:p>
+      <w:pPr>
+        <w:pStyle w:val="Heading1"/>
+      </w:pPr>
+      <w:r>
+        <w:t>Get a command coached and run it under your own authorization</w:t>
+      </w:r>
+    </w:p>
+    <w:p>
+      <w:pPr/>
+      <w:r>
+        <w:t>Open Command helper. Pick the tool (kubectl, AWS CLI, Google Cloud CLI, Azure CLI, or inside a pod container), say where you will run it, describe the goal and any context, and ask the operations analyst. It proposes one command as explicit arguments with its reason, whether it is read-only, its risk and how to verify the result. For an in-pod command, choose the observed pod, container and your Kubernetes account and run it through your own connection with a fresh confirmation; the result is recorded. For kubectl and cloud CLIs, copy the command, run it in your own terminal or OSHAL Node under your signed-in profile, paste the output and record it; the record says it is operator-provided. The application never holds your cloud credentials and never runs a cloud command itself; in-application cloud execution needs the kernel rails listed in KERNEL-RAILS-NEEDED.md.</w:t>
       </w:r>
     </w:p>
     <w:p>
